--- a/server/templates/rapor/template_pas_ganjil.docx
+++ b/server/templates/rapor/template_pas_ganjil.docx
@@ -673,29 +673,12 @@
         <w:tc>
           <w:tcPr>
             <w:tcW w:w="1004" w:type="dxa"/>
+            <w:vAlign w:val="center"/>
           </w:tcPr>
           <w:p>
             <w:pPr>
               <w:pStyle w:val="TableParagraph"/>
-              <w:rPr>
-                <w:rFonts w:ascii="Trebuchet MS"/>
-                <w:sz w:val="24"/>
-              </w:rPr>
-            </w:pPr>
-          </w:p>
-          <w:p>
-            <w:pPr>
-              <w:pStyle w:val="TableParagraph"/>
-              <w:spacing w:before="102"/>
-              <w:rPr>
-                <w:rFonts w:ascii="Trebuchet MS"/>
-                <w:sz w:val="24"/>
-              </w:rPr>
-            </w:pPr>
-          </w:p>
-          <w:p>
-            <w:pPr>
-              <w:pStyle w:val="TableParagraph"/>
+              <w:jc w:val="center"/>
               <w:rPr>
                 <w:rFonts w:ascii="Trebuchet MS"/>
                 <w:sz w:val="24"/>
@@ -3594,14 +3577,6 @@
     <w:p>
       <w:pPr>
         <w:pStyle w:val="BodyText"/>
-        <w:rPr>
-          <w:sz w:val="20"/>
-        </w:rPr>
-      </w:pPr>
-    </w:p>
-    <w:p>
-      <w:pPr>
-        <w:pStyle w:val="BodyText"/>
         <w:spacing w:before="155" w:after="1"/>
         <w:rPr>
           <w:sz w:val="20"/>
@@ -4080,6 +4055,15 @@
         </w:tc>
       </w:tr>
     </w:tbl>
+    <w:p>
+      <w:pPr>
+        <w:pStyle w:val="BodyText"/>
+        <w:spacing w:before="136"/>
+        <w:rPr>
+          <w:sz w:val="20"/>
+        </w:rPr>
+      </w:pPr>
+    </w:p>
     <w:p>
       <w:pPr>
         <w:pStyle w:val="BodyText"/>
@@ -4511,7 +4495,21 @@
                 <w:rFonts w:ascii="Trebuchet MS"/>
                 <w:sz w:val="24"/>
               </w:rPr>
-              <w:t>&lt;&lt;tanggalraporpas&gt;&gt;</w:t>
+              <w:t>&lt;&lt;tanggalraporp</w:t>
+            </w:r>
+            <w:r>
+              <w:rPr>
+                <w:rFonts w:ascii="Trebuchet MS"/>
+                <w:sz w:val="24"/>
+              </w:rPr>
+              <w:t>ts</w:t>
+            </w:r>
+            <w:r>
+              <w:rPr>
+                <w:rFonts w:ascii="Trebuchet MS"/>
+                <w:sz w:val="24"/>
+              </w:rPr>
+              <w:t>&gt;&gt;</w:t>
             </w:r>
           </w:p>
         </w:tc>
@@ -4655,6 +4653,7 @@
               <w:pStyle w:val="TableParagraph"/>
               <w:spacing w:line="251" w:lineRule="exact"/>
               <w:ind w:left="4773"/>
+              <w:jc w:val="center"/>
               <w:rPr>
                 <w:rFonts w:ascii="Trebuchet MS"/>
                 <w:b/>
@@ -5311,7 +5310,7 @@
         </mc:Choice>
         <mc:Fallback>
           <w:pict>
-            <v:shape w14:anchorId="3F2CC946" id="Graphic 3" o:spid="_x0000_s1026" style="position:absolute;margin-left:27pt;margin-top:106.2pt;width:548pt;height:1.2pt;z-index:-15987712;visibility:visible;mso-wrap-style:square;mso-wrap-distance-left:0;mso-wrap-distance-top:0;mso-wrap-distance-right:0;mso-wrap-distance-bottom:0;mso-position-horizontal:absolute;mso-position-horizontal-relative:page;mso-position-vertical:absolute;mso-position-vertical-relative:page;v-text-anchor:top" coordsize="6959600,15240" o:gfxdata="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" path="m6959600,10147l,10147r,5093l6959600,15240r,-5093xem6959600,l,,,5080r6959600,l6959600,xe" fillcolor="black" stroked="f">
+            <v:shape w14:anchorId="5A207D54" id="Graphic 3" o:spid="_x0000_s1026" style="position:absolute;margin-left:27pt;margin-top:106.2pt;width:548pt;height:1.2pt;z-index:-15987712;visibility:visible;mso-wrap-style:square;mso-wrap-distance-left:0;mso-wrap-distance-top:0;mso-wrap-distance-right:0;mso-wrap-distance-bottom:0;mso-position-horizontal:absolute;mso-position-horizontal-relative:page;mso-position-vertical:absolute;mso-position-vertical-relative:page;v-text-anchor:top" coordsize="6959600,15240" o:gfxdata="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" path="m6959600,10147l,10147r,5093l6959600,15240r,-5093xem6959600,l,,,5080r6959600,l6959600,xe" fillcolor="black" stroked="f">
               <v:path arrowok="t"/>
               <w10:wrap anchorx="page" anchory="page"/>
             </v:shape>

--- a/server/templates/rapor/template_pas_ganjil.docx
+++ b/server/templates/rapor/template_pas_ganjil.docx
@@ -588,9 +588,6 @@
         </w:tc>
       </w:tr>
       <w:tr>
-        <w:trPr>
-          <w:trHeight w:val="1596"/>
-        </w:trPr>
         <w:tc>
           <w:tcPr>
             <w:tcW w:w="708" w:type="dxa"/>
@@ -1340,7 +1337,6 @@
         <w:trPr>
           <w:gridBefore w:val="1"/>
           <w:wBefore w:w="10" w:type="dxa"/>
-          <w:trHeight w:val="1596"/>
         </w:trPr>
         <w:tc>
           <w:tcPr>
@@ -1629,9 +1625,6 @@
         </w:tc>
       </w:tr>
       <w:tr>
-        <w:trPr>
-          <w:trHeight w:val="820"/>
-        </w:trPr>
         <w:tc>
           <w:tcPr>
             <w:tcW w:w="10832" w:type="dxa"/>
@@ -1639,7 +1632,7 @@
           <w:p>
             <w:pPr>
               <w:pStyle w:val="TableParagraph"/>
-              <w:spacing w:before="161"/>
+              <w:spacing w:before="1"/>
               <w:ind w:left="133"/>
               <w:rPr>
                 <w:rFonts w:ascii="Trebuchet MS"/>
@@ -1758,22 +1751,10 @@
         </w:tc>
       </w:tr>
       <w:tr>
-        <w:trPr>
-          <w:trHeight w:val="1636"/>
-        </w:trPr>
         <w:tc>
           <w:tcPr>
             <w:tcW w:w="10832" w:type="dxa"/>
           </w:tcPr>
-          <w:p>
-            <w:pPr>
-              <w:pStyle w:val="TableParagraph"/>
-              <w:spacing w:before="177"/>
-              <w:rPr>
-                <w:rFonts w:ascii="Trebuchet MS"/>
-              </w:rPr>
-            </w:pPr>
-          </w:p>
           <w:p>
             <w:pPr>
               <w:pStyle w:val="TableParagraph"/>
@@ -2329,9 +2310,6 @@
         </w:tc>
       </w:tr>
       <w:tr>
-        <w:trPr>
-          <w:trHeight w:val="912"/>
-        </w:trPr>
         <w:tc>
           <w:tcPr>
             <w:tcW w:w="10832" w:type="dxa"/>
@@ -2339,8 +2317,8 @@
           <w:p>
             <w:pPr>
               <w:pStyle w:val="TableParagraph"/>
-              <w:spacing w:before="211" w:line="237" w:lineRule="auto"/>
-              <w:ind w:left="158"/>
+              <w:spacing w:before="1"/>
+              <w:ind w:left="133"/>
               <w:rPr>
                 <w:rFonts w:ascii="Trebuchet MS"/>
               </w:rPr>
@@ -2411,9 +2389,6 @@
         </w:tc>
       </w:tr>
       <w:tr>
-        <w:trPr>
-          <w:trHeight w:val="723"/>
-        </w:trPr>
         <w:tc>
           <w:tcPr>
             <w:tcW w:w="10832" w:type="dxa"/>
@@ -2421,8 +2396,8 @@
           <w:p>
             <w:pPr>
               <w:pStyle w:val="TableParagraph"/>
-              <w:spacing w:before="113"/>
-              <w:ind w:left="153"/>
+              <w:spacing w:before="1"/>
+              <w:ind w:left="133"/>
               <w:rPr>
                 <w:rFonts w:ascii="Trebuchet MS"/>
               </w:rPr>
@@ -5310,7 +5285,7 @@
         </mc:Choice>
         <mc:Fallback>
           <w:pict>
-            <v:shape w14:anchorId="5A207D54" id="Graphic 3" o:spid="_x0000_s1026" style="position:absolute;margin-left:27pt;margin-top:106.2pt;width:548pt;height:1.2pt;z-index:-15987712;visibility:visible;mso-wrap-style:square;mso-wrap-distance-left:0;mso-wrap-distance-top:0;mso-wrap-distance-right:0;mso-wrap-distance-bottom:0;mso-position-horizontal:absolute;mso-position-horizontal-relative:page;mso-position-vertical:absolute;mso-position-vertical-relative:page;v-text-anchor:top" coordsize="6959600,15240" o:gfxdata="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" path="m6959600,10147l,10147r,5093l6959600,15240r,-5093xem6959600,l,,,5080r6959600,l6959600,xe" fillcolor="black" stroked="f">
+            <v:shape w14:anchorId="27879BF5" id="Graphic 3" o:spid="_x0000_s1026" style="position:absolute;margin-left:27pt;margin-top:106.2pt;width:548pt;height:1.2pt;z-index:-15987712;visibility:visible;mso-wrap-style:square;mso-wrap-distance-left:0;mso-wrap-distance-top:0;mso-wrap-distance-right:0;mso-wrap-distance-bottom:0;mso-position-horizontal:absolute;mso-position-horizontal-relative:page;mso-position-vertical:absolute;mso-position-vertical-relative:page;v-text-anchor:top" coordsize="6959600,15240" o:gfxdata="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" path="m6959600,10147l,10147r,5093l6959600,15240r,-5093xem6959600,l,,,5080r6959600,l6959600,xe" fillcolor="black" stroked="f">
               <v:path arrowok="t"/>
               <w10:wrap anchorx="page" anchory="page"/>
             </v:shape>

--- a/server/templates/rapor/template_pas_ganjil.docx
+++ b/server/templates/rapor/template_pas_ganjil.docx
@@ -4626,8 +4626,8 @@
           <w:p>
             <w:pPr>
               <w:pStyle w:val="TableParagraph"/>
-              <w:spacing w:line="251" w:lineRule="exact"/>
-              <w:ind w:left="4773"/>
+              <w:spacing w:line="259" w:lineRule="exact"/>
+              <w:ind w:right="308"/>
               <w:jc w:val="center"/>
               <w:rPr>
                 <w:rFonts w:ascii="Trebuchet MS"/>
@@ -4635,6 +4635,14 @@
                 <w:sz w:val="24"/>
               </w:rPr>
             </w:pPr>
+            <w:r>
+              <w:rPr>
+                <w:rFonts w:ascii="Trebuchet MS"/>
+                <w:b/>
+                <w:sz w:val="24"/>
+              </w:rPr>
+              <w:t xml:space="preserve">                                                                </w:t>
+            </w:r>
             <w:r>
               <w:rPr>
                 <w:rFonts w:ascii="Trebuchet MS"/>
@@ -5285,7 +5293,7 @@
         </mc:Choice>
         <mc:Fallback>
           <w:pict>
-            <v:shape w14:anchorId="27879BF5" id="Graphic 3" o:spid="_x0000_s1026" style="position:absolute;margin-left:27pt;margin-top:106.2pt;width:548pt;height:1.2pt;z-index:-15987712;visibility:visible;mso-wrap-style:square;mso-wrap-distance-left:0;mso-wrap-distance-top:0;mso-wrap-distance-right:0;mso-wrap-distance-bottom:0;mso-position-horizontal:absolute;mso-position-horizontal-relative:page;mso-position-vertical:absolute;mso-position-vertical-relative:page;v-text-anchor:top" coordsize="6959600,15240" o:gfxdata="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" path="m6959600,10147l,10147r,5093l6959600,15240r,-5093xem6959600,l,,,5080r6959600,l6959600,xe" fillcolor="black" stroked="f">
+            <v:shape w14:anchorId="73BC7ACB" id="Graphic 3" o:spid="_x0000_s1026" style="position:absolute;margin-left:27pt;margin-top:106.2pt;width:548pt;height:1.2pt;z-index:-15987712;visibility:visible;mso-wrap-style:square;mso-wrap-distance-left:0;mso-wrap-distance-top:0;mso-wrap-distance-right:0;mso-wrap-distance-bottom:0;mso-position-horizontal:absolute;mso-position-horizontal-relative:page;mso-position-vertical:absolute;mso-position-vertical-relative:page;v-text-anchor:top" coordsize="6959600,15240" o:gfxdata="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" path="m6959600,10147l,10147r,5093l6959600,15240r,-5093xem6959600,l,,,5080r6959600,l6959600,xe" fillcolor="black" stroked="f">
               <v:path arrowok="t"/>
               <w10:wrap anchorx="page" anchory="page"/>
             </v:shape>

--- a/server/templates/rapor/template_pas_ganjil.docx
+++ b/server/templates/rapor/template_pas_ganjil.docx
@@ -1,6 +1,6 @@
 
 <file path=word/document.xml><?xml version="1.0" encoding="utf-8"?>
-<w:document xmlns:wpc="http://schemas.microsoft.com/office/word/2010/wordprocessingCanvas" xmlns:cx="http://schemas.microsoft.com/office/drawing/2014/chartex" xmlns:cx1="http://schemas.microsoft.com/office/drawing/2015/9/8/chartex" xmlns:cx2="http://schemas.microsoft.com/office/drawing/2015/10/21/chartex" xmlns:cx3="http://schemas.microsoft.com/office/drawing/2016/5/9/chartex" xmlns:cx4="http://schemas.microsoft.com/office/drawing/2016/5/10/chartex" xmlns:cx5="http://schemas.microsoft.com/office/drawing/2016/5/11/chartex" xmlns:cx6="http://schemas.microsoft.com/office/drawing/2016/5/12/chartex" xmlns:cx7="http://schemas.microsoft.com/office/drawing/2016/5/13/chartex" xmlns:cx8="http://schemas.microsoft.com/office/drawing/2016/5/14/chartex" xmlns:mc="http://schemas.openxmlformats.org/markup-compatibility/2006" xmlns:aink="http://schemas.microsoft.com/office/drawing/2016/ink" xmlns:am3d="http://schemas.microsoft.com/office/drawing/2017/model3d" xmlns:o="urn:schemas-microsoft-com:office:office" xmlns:oel="http://schemas.microsoft.com/office/2019/extlst" xmlns:r="http://schemas.openxmlformats.org/officeDocument/2006/relationships" xmlns:m="http://schemas.openxmlformats.org/officeDocument/2006/math" xmlns:v="urn:schemas-microsoft-com:vml" xmlns:wp14="http://schemas.microsoft.com/office/word/2010/wordprocessingDrawing" xmlns:wp="http://schemas.openxmlformats.org/drawingml/2006/wordprocessingDrawing" xmlns:w10="urn:schemas-microsoft-com:office:word" xmlns:w="http://schemas.openxmlformats.org/wordprocessingml/2006/main" xmlns:w14="http://schemas.microsoft.com/office/word/2010/wordml" xmlns:w15="http://schemas.microsoft.com/office/word/2012/wordml" xmlns:w16cex="http://schemas.microsoft.com/office/word/2018/wordml/cex" xmlns:w16cid="http://schemas.microsoft.com/office/word/2016/wordml/cid" xmlns:w16="http://schemas.microsoft.com/office/word/2018/wordml" xmlns:w16du="http://schemas.microsoft.com/office/word/2023/wordml/word16du" xmlns:w16sdtdh="http://schemas.microsoft.com/office/word/2020/wordml/sdtdatahash" xmlns:w16sdtfl="http://schemas.microsoft.com/office/word/2024/wordml/sdtformatlock" xmlns:w16se="http://schemas.microsoft.com/office/word/2015/wordml/symex" xmlns:wpg="http://schemas.microsoft.com/office/word/2010/wordprocessingGroup" xmlns:wpi="http://schemas.microsoft.com/office/word/2010/wordprocessingInk" xmlns:wne="http://schemas.microsoft.com/office/word/2006/wordml" xmlns:wps="http://schemas.microsoft.com/office/word/2010/wordprocessingShape" mc:Ignorable="w14 w15 w16se w16cid w16 w16cex w16sdtdh w16sdtfl w16du wp14">
+<w:document xmlns:wpc="http://schemas.microsoft.com/office/word/2010/wordprocessingCanvas" xmlns:cx="http://schemas.microsoft.com/office/drawing/2014/chartex" xmlns:cx1="http://schemas.microsoft.com/office/drawing/2015/9/8/chartex" xmlns:cx2="http://schemas.microsoft.com/office/drawing/2015/10/21/chartex" xmlns:cx3="http://schemas.microsoft.com/office/drawing/2016/5/9/chartex" xmlns:cx4="http://schemas.microsoft.com/office/drawing/2016/5/10/chartex" xmlns:cx5="http://schemas.microsoft.com/office/drawing/2016/5/11/chartex" xmlns:cx6="http://schemas.microsoft.com/office/drawing/2016/5/12/chartex" xmlns:cx7="http://schemas.microsoft.com/office/drawing/2016/5/13/chartex" xmlns:cx8="http://schemas.microsoft.com/office/drawing/2016/5/14/chartex" xmlns:mc="http://schemas.openxmlformats.org/markup-compatibility/2006" xmlns:aink="http://schemas.microsoft.com/office/drawing/2016/ink" xmlns:am3d="http://schemas.microsoft.com/office/drawing/2017/model3d" xmlns:o="urn:schemas-microsoft-com:office:office" xmlns:oel="http://schemas.microsoft.com/office/2019/extlst" xmlns:r="http://schemas.openxmlformats.org/officeDocument/2006/relationships" xmlns:m="http://schemas.openxmlformats.org/officeDocument/2006/math" xmlns:v="urn:schemas-microsoft-com:vml" xmlns:wp14="http://schemas.microsoft.com/office/word/2010/wordprocessingDrawing" xmlns:wp="http://schemas.openxmlformats.org/drawingml/2006/wordprocessingDrawing" xmlns:w10="urn:schemas-microsoft-com:office:word" xmlns:w="http://schemas.openxmlformats.org/wordprocessingml/2006/main" xmlns:w14="http://schemas.microsoft.com/office/word/2010/wordml" xmlns:w15="http://schemas.microsoft.com/office/word/2012/wordml" xmlns:w16cei="http://schemas.microsoft.com/office/word/2026/wordml/cei" xmlns:w16cex="http://schemas.microsoft.com/office/word/2018/wordml/cex" xmlns:w16cid="http://schemas.microsoft.com/office/word/2016/wordml/cid" xmlns:w16="http://schemas.microsoft.com/office/word/2018/wordml" xmlns:w16du="http://schemas.microsoft.com/office/word/2023/wordml/word16du" xmlns:w16sdtdh="http://schemas.microsoft.com/office/word/2020/wordml/sdtdatahash" xmlns:w16sdtfl="http://schemas.microsoft.com/office/word/2024/wordml/sdtformatlock" xmlns:w16se="http://schemas.microsoft.com/office/word/2015/wordml/symex" xmlns:wpg="http://schemas.microsoft.com/office/word/2010/wordprocessingGroup" xmlns:wpi="http://schemas.microsoft.com/office/word/2010/wordprocessingInk" xmlns:wne="http://schemas.microsoft.com/office/word/2006/wordml" xmlns:wps="http://schemas.microsoft.com/office/word/2010/wordprocessingShape" mc:Ignorable="w14 w15 w16se w16cid w16 w16cex w16sdtdh w16sdtfl w16du wp14">
   <w:body>
     <w:p>
       <w:pPr>
@@ -148,8 +148,8 @@
         <w:spacing w:before="137"/>
         <w:ind w:left="287"/>
         <w:sectPr>
-          <w:headerReference w:type="default" r:id="rId6"/>
-          <w:footerReference w:type="default" r:id="rId7"/>
+          <w:headerReference w:type="default" r:id="rId7"/>
+          <w:footerReference w:type="default" r:id="rId8"/>
           <w:type w:val="continuous"/>
           <w:pgSz w:w="11910" w:h="16840"/>
           <w:pgMar w:top="2140" w:right="425" w:bottom="900" w:left="425" w:header="622" w:footer="710" w:gutter="0"/>
@@ -699,7 +699,7 @@
             <w:pPr>
               <w:pStyle w:val="TableParagraph"/>
               <w:spacing w:before="4" w:line="237" w:lineRule="exact"/>
-              <w:ind w:left="107"/>
+              <w:ind w:left="107" w:right="120"/>
               <w:jc w:val="both"/>
             </w:pPr>
             <w:r>
@@ -708,14 +708,6 @@
             <w:r>
               <w:t>&lt;&lt;/daftarMapel1&gt;&gt;</w:t>
             </w:r>
-          </w:p>
-          <w:p>
-            <w:pPr>
-              <w:pStyle w:val="TableParagraph"/>
-              <w:spacing w:before="4" w:line="237" w:lineRule="exact"/>
-              <w:ind w:left="107"/>
-              <w:jc w:val="both"/>
-            </w:pPr>
           </w:p>
         </w:tc>
       </w:tr>
@@ -1178,26 +1170,18 @@
         <w:tblLook w:val="01E0" w:firstRow="1" w:lastRow="1" w:firstColumn="1" w:lastColumn="1" w:noHBand="0" w:noVBand="0"/>
       </w:tblPr>
       <w:tblGrid>
-        <w:gridCol w:w="10"/>
-        <w:gridCol w:w="698"/>
-        <w:gridCol w:w="10"/>
-        <w:gridCol w:w="3690"/>
-        <w:gridCol w:w="10"/>
-        <w:gridCol w:w="994"/>
-        <w:gridCol w:w="10"/>
-        <w:gridCol w:w="5338"/>
-        <w:gridCol w:w="10"/>
+        <w:gridCol w:w="708"/>
+        <w:gridCol w:w="3700"/>
+        <w:gridCol w:w="1004"/>
+        <w:gridCol w:w="5348"/>
       </w:tblGrid>
       <w:tr>
         <w:trPr>
-          <w:gridAfter w:val="1"/>
-          <w:wAfter w:w="10" w:type="dxa"/>
           <w:trHeight w:val="557"/>
         </w:trPr>
         <w:tc>
           <w:tcPr>
             <w:tcW w:w="708" w:type="dxa"/>
-            <w:gridSpan w:val="2"/>
             <w:shd w:val="clear" w:color="auto" w:fill="938953"/>
           </w:tcPr>
           <w:p>
@@ -1226,7 +1210,6 @@
         <w:tc>
           <w:tcPr>
             <w:tcW w:w="3700" w:type="dxa"/>
-            <w:gridSpan w:val="2"/>
             <w:shd w:val="clear" w:color="auto" w:fill="938953"/>
           </w:tcPr>
           <w:p>
@@ -1262,7 +1245,6 @@
         <w:tc>
           <w:tcPr>
             <w:tcW w:w="1004" w:type="dxa"/>
-            <w:gridSpan w:val="2"/>
             <w:shd w:val="clear" w:color="auto" w:fill="938953"/>
           </w:tcPr>
           <w:p>
@@ -1290,7 +1272,6 @@
         <w:tc>
           <w:tcPr>
             <w:tcW w:w="5348" w:type="dxa"/>
-            <w:gridSpan w:val="2"/>
             <w:shd w:val="clear" w:color="auto" w:fill="938953"/>
           </w:tcPr>
           <w:p>
@@ -1334,14 +1315,9 @@
         </w:tc>
       </w:tr>
       <w:tr>
-        <w:trPr>
-          <w:gridBefore w:val="1"/>
-          <w:wBefore w:w="10" w:type="dxa"/>
-        </w:trPr>
         <w:tc>
           <w:tcPr>
             <w:tcW w:w="708" w:type="dxa"/>
-            <w:gridSpan w:val="2"/>
             <w:vAlign w:val="center"/>
           </w:tcPr>
           <w:p>
@@ -1352,15 +1328,15 @@
               <w:rPr>
                 <w:rFonts w:ascii="Trebuchet MS"/>
                 <w:b/>
-                <w:spacing w:val="-10"/>
-                <w:sz w:val="24"/>
-              </w:rPr>
-            </w:pPr>
-            <w:r>
-              <w:rPr>
-                <w:rFonts w:ascii="Trebuchet MS"/>
-                <w:b/>
-                <w:spacing w:val="-10"/>
+                <w:bCs/>
+                <w:sz w:val="24"/>
+              </w:rPr>
+            </w:pPr>
+            <w:r>
+              <w:rPr>
+                <w:rFonts w:ascii="Trebuchet MS"/>
+                <w:b/>
+                <w:bCs/>
                 <w:sz w:val="24"/>
               </w:rPr>
               <w:t>&lt;&lt;#daftarMapel2&gt;&gt;</w:t>
@@ -1369,25 +1345,25 @@
               <w:rPr>
                 <w:rFonts w:ascii="Trebuchet MS"/>
                 <w:b/>
-                <w:spacing w:val="-10"/>
-                <w:sz w:val="24"/>
-              </w:rPr>
-              <w:t>&lt;&lt;</w:t>
-            </w:r>
-            <w:r>
-              <w:rPr>
-                <w:rFonts w:ascii="Trebuchet MS"/>
-                <w:b/>
-                <w:spacing w:val="-10"/>
-                <w:sz w:val="24"/>
-              </w:rPr>
-              <w:t>no</w:t>
-            </w:r>
-            <w:r>
-              <w:rPr>
-                <w:rFonts w:ascii="Trebuchet MS"/>
-                <w:b/>
-                <w:spacing w:val="-10"/>
+                <w:bCs/>
+                <w:sz w:val="24"/>
+              </w:rPr>
+              <w:t>&lt;</w:t>
+            </w:r>
+            <w:r>
+              <w:rPr>
+                <w:rFonts w:ascii="Trebuchet MS"/>
+                <w:b/>
+                <w:bCs/>
+                <w:sz w:val="24"/>
+              </w:rPr>
+              <w:t>&lt;no</w:t>
+            </w:r>
+            <w:r>
+              <w:rPr>
+                <w:rFonts w:ascii="Trebuchet MS"/>
+                <w:b/>
+                <w:bCs/>
                 <w:sz w:val="24"/>
               </w:rPr>
               <w:t>&gt;&gt;</w:t>
@@ -1397,7 +1373,6 @@
         <w:tc>
           <w:tcPr>
             <w:tcW w:w="3700" w:type="dxa"/>
-            <w:gridSpan w:val="2"/>
             <w:vAlign w:val="center"/>
           </w:tcPr>
           <w:p>
@@ -1406,119 +1381,60 @@
               <w:ind w:left="106" w:right="108"/>
               <w:rPr>
                 <w:rFonts w:ascii="Trebuchet MS"/>
-                <w:bCs/>
-                <w:sz w:val="24"/>
-              </w:rPr>
-            </w:pPr>
-            <w:r>
-              <w:rPr>
-                <w:rFonts w:ascii="Trebuchet MS"/>
-                <w:bCs/>
-                <w:spacing w:val="-10"/>
-                <w:sz w:val="24"/>
-              </w:rPr>
-              <w:t>&lt;&lt;</w:t>
-            </w:r>
-            <w:r>
-              <w:rPr>
-                <w:rFonts w:ascii="Trebuchet MS"/>
-                <w:bCs/>
-                <w:spacing w:val="-10"/>
-                <w:sz w:val="24"/>
-              </w:rPr>
-              <w:t>nama_mapel</w:t>
-            </w:r>
-            <w:r>
-              <w:rPr>
-                <w:rFonts w:ascii="Trebuchet MS"/>
-                <w:bCs/>
-                <w:spacing w:val="-10"/>
-                <w:sz w:val="24"/>
-              </w:rPr>
-              <w:t>&gt;&gt;</w:t>
+                <w:sz w:val="24"/>
+              </w:rPr>
+            </w:pPr>
+            <w:r>
+              <w:rPr>
+                <w:rFonts w:ascii="Trebuchet MS"/>
+                <w:sz w:val="24"/>
+              </w:rPr>
+              <w:t>&lt;&lt;nama_mapel&gt;&gt;</w:t>
             </w:r>
           </w:p>
         </w:tc>
         <w:tc>
           <w:tcPr>
             <w:tcW w:w="1004" w:type="dxa"/>
-            <w:gridSpan w:val="2"/>
             <w:vAlign w:val="center"/>
           </w:tcPr>
           <w:p>
             <w:pPr>
               <w:pStyle w:val="TableParagraph"/>
-              <w:ind w:left="12" w:right="1"/>
               <w:jc w:val="center"/>
               <w:rPr>
                 <w:rFonts w:ascii="Trebuchet MS"/>
-                <w:bCs/>
-                <w:sz w:val="24"/>
-              </w:rPr>
-            </w:pPr>
-            <w:r>
-              <w:rPr>
-                <w:rFonts w:ascii="Trebuchet MS"/>
-                <w:bCs/>
-                <w:spacing w:val="-10"/>
-                <w:sz w:val="24"/>
-              </w:rPr>
-              <w:t>&lt;&lt;</w:t>
-            </w:r>
-            <w:r>
-              <w:rPr>
-                <w:rFonts w:ascii="Trebuchet MS"/>
-                <w:bCs/>
-                <w:spacing w:val="-10"/>
-                <w:sz w:val="24"/>
-              </w:rPr>
-              <w:t>nilai_mapel</w:t>
-            </w:r>
-            <w:r>
-              <w:rPr>
-                <w:rFonts w:ascii="Trebuchet MS"/>
-                <w:bCs/>
-                <w:spacing w:val="-10"/>
-                <w:sz w:val="24"/>
-              </w:rPr>
-              <w:t>&gt;&gt;</w:t>
+                <w:sz w:val="24"/>
+              </w:rPr>
+            </w:pPr>
+            <w:r>
+              <w:rPr>
+                <w:rFonts w:ascii="Trebuchet MS"/>
+                <w:spacing w:val="-5"/>
+                <w:sz w:val="24"/>
+              </w:rPr>
+              <w:t>&lt;&lt;nilai_mapel&gt;&gt;</w:t>
             </w:r>
           </w:p>
         </w:tc>
         <w:tc>
           <w:tcPr>
             <w:tcW w:w="5348" w:type="dxa"/>
-            <w:gridSpan w:val="2"/>
           </w:tcPr>
           <w:p>
             <w:pPr>
               <w:pStyle w:val="TableParagraph"/>
               <w:spacing w:before="4" w:line="237" w:lineRule="exact"/>
-              <w:ind w:left="107"/>
+              <w:ind w:left="107" w:right="120"/>
               <w:jc w:val="both"/>
-              <w:rPr>
-                <w:rFonts w:ascii="Arial" w:hAnsi="Arial" w:cs="Arial"/>
-                <w:bCs/>
-              </w:rPr>
-            </w:pPr>
-            <w:r>
-              <w:t>&lt;&lt;deskripsi_mapel&gt;&gt;</w:t>
-            </w:r>
-            <w:r>
-              <w:t>&lt;&lt;/daftarMapel2&gt;&gt;</w:t>
+            </w:pPr>
+            <w:r>
+              <w:t>&lt;&lt;deskripsi_mapel&gt;&gt;&lt;&lt;/daftarMapel2&gt;&gt;</w:t>
             </w:r>
           </w:p>
         </w:tc>
       </w:tr>
     </w:tbl>
-    <w:p>
-      <w:pPr>
-        <w:pStyle w:val="BodyText"/>
-        <w:rPr>
-          <w:sz w:val="20"/>
-        </w:rPr>
-      </w:pPr>
-    </w:p>
     <w:p>
       <w:pPr>
         <w:pStyle w:val="BodyText"/>
@@ -1632,27 +1548,28 @@
           <w:p>
             <w:pPr>
               <w:pStyle w:val="TableParagraph"/>
-              <w:spacing w:before="1"/>
-              <w:ind w:left="133"/>
-              <w:rPr>
-                <w:rFonts w:ascii="Trebuchet MS"/>
-              </w:rPr>
-            </w:pPr>
-            <w:r>
-              <w:rPr>
-                <w:rFonts w:ascii="Trebuchet MS"/>
+              <w:spacing w:before="120" w:after="120" w:line="276" w:lineRule="auto"/>
+              <w:ind w:left="108" w:right="119"/>
+              <w:jc w:val="both"/>
+              <w:rPr>
+                <w:rFonts w:ascii="Trebuchet MS" w:hAnsi="Trebuchet MS"/>
+              </w:rPr>
+            </w:pPr>
+            <w:r>
+              <w:rPr>
+                <w:rFonts w:ascii="Trebuchet MS" w:hAnsi="Trebuchet MS"/>
               </w:rPr>
               <w:t>&lt;&lt;</w:t>
             </w:r>
             <w:r>
               <w:rPr>
-                <w:rFonts w:ascii="Trebuchet MS"/>
+                <w:rFonts w:ascii="Trebuchet MS" w:hAnsi="Trebuchet MS"/>
               </w:rPr>
               <w:t>d</w:t>
             </w:r>
             <w:r>
               <w:rPr>
-                <w:rFonts w:ascii="Trebuchet MS"/>
+                <w:rFonts w:ascii="Trebuchet MS" w:hAnsi="Trebuchet MS"/>
               </w:rPr>
               <w:t>my&gt;&gt;</w:t>
             </w:r>
@@ -1758,27 +1675,28 @@
           <w:p>
             <w:pPr>
               <w:pStyle w:val="TableParagraph"/>
-              <w:spacing w:before="1"/>
-              <w:ind w:left="133"/>
-              <w:rPr>
-                <w:rFonts w:ascii="Trebuchet MS"/>
-              </w:rPr>
-            </w:pPr>
-            <w:r>
-              <w:rPr>
-                <w:rFonts w:ascii="Trebuchet MS"/>
+              <w:spacing w:before="120" w:after="120" w:line="276" w:lineRule="auto"/>
+              <w:ind w:left="108" w:right="119"/>
+              <w:jc w:val="both"/>
+              <w:rPr>
+                <w:rFonts w:ascii="Trebuchet MS"/>
+              </w:rPr>
+            </w:pPr>
+            <w:r>
+              <w:rPr>
+                <w:rFonts w:ascii="Trebuchet MS" w:hAnsi="Trebuchet MS"/>
               </w:rPr>
               <w:t>&lt;&lt;</w:t>
             </w:r>
             <w:r>
               <w:rPr>
-                <w:rFonts w:ascii="Trebuchet MS"/>
+                <w:rFonts w:ascii="Trebuchet MS" w:hAnsi="Trebuchet MS"/>
               </w:rPr>
               <w:t>d</w:t>
             </w:r>
             <w:r>
               <w:rPr>
-                <w:rFonts w:ascii="Trebuchet MS"/>
+                <w:rFonts w:ascii="Trebuchet MS" w:hAnsi="Trebuchet MS"/>
               </w:rPr>
               <w:t>bpi&gt;&gt;</w:t>
             </w:r>
@@ -2317,27 +2235,28 @@
           <w:p>
             <w:pPr>
               <w:pStyle w:val="TableParagraph"/>
-              <w:spacing w:before="1"/>
-              <w:ind w:left="133"/>
-              <w:rPr>
-                <w:rFonts w:ascii="Trebuchet MS"/>
-              </w:rPr>
-            </w:pPr>
-            <w:r>
-              <w:rPr>
-                <w:rFonts w:ascii="Trebuchet MS"/>
+              <w:spacing w:before="120" w:after="120" w:line="276" w:lineRule="auto"/>
+              <w:ind w:left="108" w:right="119"/>
+              <w:jc w:val="both"/>
+              <w:rPr>
+                <w:rFonts w:ascii="Trebuchet MS"/>
+              </w:rPr>
+            </w:pPr>
+            <w:r>
+              <w:rPr>
+                <w:rFonts w:ascii="Trebuchet MS" w:hAnsi="Trebuchet MS"/>
               </w:rPr>
               <w:t>&lt;&lt;</w:t>
             </w:r>
             <w:r>
               <w:rPr>
-                <w:rFonts w:ascii="Trebuchet MS"/>
+                <w:rFonts w:ascii="Trebuchet MS" w:hAnsi="Trebuchet MS"/>
               </w:rPr>
               <w:t>d</w:t>
             </w:r>
             <w:r>
               <w:rPr>
-                <w:rFonts w:ascii="Trebuchet MS"/>
+                <w:rFonts w:ascii="Trebuchet MS" w:hAnsi="Trebuchet MS"/>
               </w:rPr>
               <w:t>li&gt;&gt;</w:t>
             </w:r>
@@ -2396,27 +2315,28 @@
           <w:p>
             <w:pPr>
               <w:pStyle w:val="TableParagraph"/>
-              <w:spacing w:before="1"/>
-              <w:ind w:left="133"/>
-              <w:rPr>
-                <w:rFonts w:ascii="Trebuchet MS"/>
-              </w:rPr>
-            </w:pPr>
-            <w:r>
-              <w:rPr>
-                <w:rFonts w:ascii="Trebuchet MS"/>
+              <w:spacing w:before="120" w:after="120" w:line="276" w:lineRule="auto"/>
+              <w:ind w:left="108" w:right="119"/>
+              <w:jc w:val="both"/>
+              <w:rPr>
+                <w:rFonts w:ascii="Trebuchet MS"/>
+              </w:rPr>
+            </w:pPr>
+            <w:r>
+              <w:rPr>
+                <w:rFonts w:ascii="Trebuchet MS" w:hAnsi="Trebuchet MS"/>
               </w:rPr>
               <w:t>&lt;&lt;</w:t>
             </w:r>
             <w:r>
               <w:rPr>
-                <w:rFonts w:ascii="Trebuchet MS"/>
+                <w:rFonts w:ascii="Trebuchet MS" w:hAnsi="Trebuchet MS"/>
               </w:rPr>
               <w:t>d</w:t>
             </w:r>
             <w:r>
               <w:rPr>
-                <w:rFonts w:ascii="Trebuchet MS"/>
+                <w:rFonts w:ascii="Trebuchet MS" w:hAnsi="Trebuchet MS"/>
               </w:rPr>
               <w:t>proyek&gt;&gt;</w:t>
             </w:r>
@@ -2694,8 +2614,8 @@
           <w:p>
             <w:pPr>
               <w:pStyle w:val="TableParagraph"/>
-              <w:spacing w:line="237" w:lineRule="auto"/>
-              <w:ind w:left="133" w:right="276"/>
+              <w:spacing w:line="238" w:lineRule="auto"/>
+              <w:ind w:left="130" w:right="215"/>
               <w:rPr>
                 <w:rFonts w:ascii="Trebuchet MS"/>
               </w:rPr>
@@ -2735,7 +2655,7 @@
       </w:tr>
       <w:tr>
         <w:trPr>
-          <w:trHeight w:val="1120"/>
+          <w:trHeight w:val="1540"/>
         </w:trPr>
         <w:tc>
           <w:tcPr>
@@ -2744,18 +2664,26 @@
           <w:p>
             <w:pPr>
               <w:pStyle w:val="TableParagraph"/>
-              <w:spacing w:before="151"/>
-              <w:rPr>
-                <w:rFonts w:ascii="Trebuchet MS"/>
-                <w:sz w:val="24"/>
-              </w:rPr>
-            </w:pPr>
-          </w:p>
-          <w:p>
-            <w:pPr>
-              <w:pStyle w:val="TableParagraph"/>
-              <w:spacing w:before="1"/>
-              <w:ind w:left="15" w:right="52"/>
+              <w:rPr>
+                <w:rFonts w:ascii="Trebuchet MS"/>
+                <w:sz w:val="24"/>
+              </w:rPr>
+            </w:pPr>
+          </w:p>
+          <w:p>
+            <w:pPr>
+              <w:pStyle w:val="TableParagraph"/>
+              <w:spacing w:before="81"/>
+              <w:rPr>
+                <w:rFonts w:ascii="Trebuchet MS"/>
+                <w:sz w:val="24"/>
+              </w:rPr>
+            </w:pPr>
+          </w:p>
+          <w:p>
+            <w:pPr>
+              <w:pStyle w:val="TableParagraph"/>
+              <w:ind w:left="15" w:right="50"/>
               <w:jc w:val="center"/>
               <w:rPr>
                 <w:rFonts w:ascii="Trebuchet MS"/>
@@ -2779,7 +2707,16 @@
           <w:p>
             <w:pPr>
               <w:pStyle w:val="TableParagraph"/>
-              <w:spacing w:before="144"/>
+              <w:rPr>
+                <w:rFonts w:ascii="Trebuchet MS"/>
+                <w:sz w:val="24"/>
+              </w:rPr>
+            </w:pPr>
+          </w:p>
+          <w:p>
+            <w:pPr>
+              <w:pStyle w:val="TableParagraph"/>
+              <w:spacing w:before="73"/>
               <w:rPr>
                 <w:rFonts w:ascii="Trebuchet MS"/>
                 <w:sz w:val="24"/>
@@ -2801,23 +2738,7 @@
                 <w:spacing w:val="-2"/>
                 <w:sz w:val="24"/>
               </w:rPr>
-              <w:t>&lt;&lt;ekskul</w:t>
-            </w:r>
-            <w:r>
-              <w:rPr>
-                <w:rFonts w:ascii="Trebuchet MS"/>
-                <w:spacing w:val="-2"/>
-                <w:sz w:val="24"/>
-              </w:rPr>
-              <w:t>2</w:t>
-            </w:r>
-            <w:r>
-              <w:rPr>
-                <w:rFonts w:ascii="Trebuchet MS"/>
-                <w:spacing w:val="-2"/>
-                <w:sz w:val="24"/>
-              </w:rPr>
-              <w:t>&gt;&gt;</w:t>
+              <w:t>&lt;&lt;ekskul2&gt;&gt;</w:t>
             </w:r>
           </w:p>
         </w:tc>
@@ -2828,48 +2749,33 @@
           <w:p>
             <w:pPr>
               <w:pStyle w:val="TableParagraph"/>
-              <w:spacing w:before="187" w:line="237" w:lineRule="auto"/>
-              <w:ind w:left="133" w:right="419"/>
-              <w:rPr>
-                <w:rFonts w:ascii="Trebuchet MS"/>
-              </w:rPr>
-            </w:pPr>
-            <w:r>
-              <w:rPr>
-                <w:rFonts w:ascii="Trebuchet MS"/>
-              </w:rPr>
-              <w:t>&lt;&lt;</w:t>
-            </w:r>
-            <w:r>
-              <w:rPr>
-                <w:rFonts w:ascii="Trebuchet MS"/>
-              </w:rPr>
-              <w:t>d</w:t>
-            </w:r>
-            <w:r>
-              <w:rPr>
-                <w:rFonts w:ascii="Trebuchet MS"/>
-              </w:rPr>
-              <w:t>ekskul</w:t>
-            </w:r>
-            <w:r>
-              <w:rPr>
-                <w:rFonts w:ascii="Trebuchet MS"/>
-              </w:rPr>
-              <w:t>2</w:t>
-            </w:r>
-            <w:r>
-              <w:rPr>
-                <w:rFonts w:ascii="Trebuchet MS"/>
-              </w:rPr>
-              <w:t>&gt;&gt;</w:t>
+              <w:spacing w:before="16"/>
+              <w:rPr>
+                <w:rFonts w:ascii="Trebuchet MS"/>
+              </w:rPr>
+            </w:pPr>
+          </w:p>
+          <w:p>
+            <w:pPr>
+              <w:pStyle w:val="TableParagraph"/>
+              <w:spacing w:line="238" w:lineRule="auto"/>
+              <w:ind w:left="130" w:right="215"/>
+              <w:rPr>
+                <w:rFonts w:ascii="Trebuchet MS"/>
+              </w:rPr>
+            </w:pPr>
+            <w:r>
+              <w:rPr>
+                <w:rFonts w:ascii="Trebuchet MS"/>
+              </w:rPr>
+              <w:t>&lt;&lt;dekskul2&gt;&gt;</w:t>
             </w:r>
           </w:p>
         </w:tc>
       </w:tr>
       <w:tr>
         <w:trPr>
-          <w:trHeight w:val="683"/>
+          <w:trHeight w:val="1540"/>
         </w:trPr>
         <w:tc>
           <w:tcPr>
@@ -2878,8 +2784,26 @@
           <w:p>
             <w:pPr>
               <w:pStyle w:val="TableParagraph"/>
-              <w:spacing w:before="210"/>
-              <w:ind w:left="15" w:right="52"/>
+              <w:rPr>
+                <w:rFonts w:ascii="Trebuchet MS"/>
+                <w:sz w:val="24"/>
+              </w:rPr>
+            </w:pPr>
+          </w:p>
+          <w:p>
+            <w:pPr>
+              <w:pStyle w:val="TableParagraph"/>
+              <w:spacing w:before="81"/>
+              <w:rPr>
+                <w:rFonts w:ascii="Trebuchet MS"/>
+                <w:sz w:val="24"/>
+              </w:rPr>
+            </w:pPr>
+          </w:p>
+          <w:p>
+            <w:pPr>
+              <w:pStyle w:val="TableParagraph"/>
+              <w:ind w:left="15" w:right="50"/>
               <w:jc w:val="center"/>
               <w:rPr>
                 <w:rFonts w:ascii="Trebuchet MS"/>
@@ -2903,7 +2827,25 @@
           <w:p>
             <w:pPr>
               <w:pStyle w:val="TableParagraph"/>
-              <w:spacing w:before="206"/>
+              <w:rPr>
+                <w:rFonts w:ascii="Trebuchet MS"/>
+                <w:sz w:val="24"/>
+              </w:rPr>
+            </w:pPr>
+          </w:p>
+          <w:p>
+            <w:pPr>
+              <w:pStyle w:val="TableParagraph"/>
+              <w:spacing w:before="73"/>
+              <w:rPr>
+                <w:rFonts w:ascii="Trebuchet MS"/>
+                <w:sz w:val="24"/>
+              </w:rPr>
+            </w:pPr>
+          </w:p>
+          <w:p>
+            <w:pPr>
+              <w:pStyle w:val="TableParagraph"/>
               <w:ind w:left="65"/>
               <w:rPr>
                 <w:rFonts w:ascii="Trebuchet MS"/>
@@ -2913,26 +2855,10 @@
             <w:r>
               <w:rPr>
                 <w:rFonts w:ascii="Trebuchet MS"/>
-                <w:spacing w:val="-10"/>
-                <w:sz w:val="24"/>
-              </w:rPr>
-              <w:t>&lt;&lt;ekskul</w:t>
-            </w:r>
-            <w:r>
-              <w:rPr>
-                <w:rFonts w:ascii="Trebuchet MS"/>
-                <w:spacing w:val="-10"/>
-                <w:sz w:val="24"/>
-              </w:rPr>
-              <w:t>3</w:t>
-            </w:r>
-            <w:r>
-              <w:rPr>
-                <w:rFonts w:ascii="Trebuchet MS"/>
-                <w:spacing w:val="-10"/>
-                <w:sz w:val="24"/>
-              </w:rPr>
-              <w:t>&gt;&gt;</w:t>
+                <w:spacing w:val="-2"/>
+                <w:sz w:val="24"/>
+              </w:rPr>
+              <w:t>&lt;&lt;ekskul3&gt;&gt;</w:t>
             </w:r>
           </w:p>
         </w:tc>
@@ -2943,168 +2869,26 @@
           <w:p>
             <w:pPr>
               <w:pStyle w:val="TableParagraph"/>
-              <w:spacing w:before="85"/>
-              <w:ind w:left="133"/>
-              <w:rPr>
-                <w:rFonts w:ascii="Trebuchet MS"/>
-              </w:rPr>
-            </w:pPr>
-            <w:r>
-              <w:rPr>
-                <w:rFonts w:ascii="Trebuchet MS"/>
-              </w:rPr>
-              <w:t>&lt;&lt;</w:t>
-            </w:r>
-            <w:r>
-              <w:rPr>
-                <w:rFonts w:ascii="Trebuchet MS"/>
-              </w:rPr>
-              <w:t>d</w:t>
-            </w:r>
-            <w:r>
-              <w:rPr>
-                <w:rFonts w:ascii="Trebuchet MS"/>
-              </w:rPr>
-              <w:t>eksk</w:t>
-            </w:r>
-            <w:r>
-              <w:rPr>
-                <w:rFonts w:ascii="Trebuchet MS"/>
-              </w:rPr>
-              <w:t>u</w:t>
-            </w:r>
-            <w:r>
-              <w:rPr>
-                <w:rFonts w:ascii="Trebuchet MS"/>
-              </w:rPr>
-              <w:t>l</w:t>
-            </w:r>
-            <w:r>
-              <w:rPr>
-                <w:rFonts w:ascii="Trebuchet MS"/>
-              </w:rPr>
-              <w:t>3</w:t>
-            </w:r>
-            <w:r>
-              <w:rPr>
-                <w:rFonts w:ascii="Trebuchet MS"/>
-              </w:rPr>
-              <w:t>&gt;&gt;</w:t>
-            </w:r>
-          </w:p>
-        </w:tc>
-      </w:tr>
-      <w:tr>
-        <w:trPr>
-          <w:trHeight w:val="696"/>
-        </w:trPr>
-        <w:tc>
-          <w:tcPr>
-            <w:tcW w:w="568" w:type="dxa"/>
-          </w:tcPr>
-          <w:p>
-            <w:pPr>
-              <w:pStyle w:val="TableParagraph"/>
-              <w:spacing w:before="218"/>
-              <w:ind w:left="15" w:right="50"/>
-              <w:jc w:val="center"/>
-              <w:rPr>
-                <w:rFonts w:ascii="Trebuchet MS"/>
-                <w:sz w:val="24"/>
-              </w:rPr>
-            </w:pPr>
-            <w:r>
-              <w:rPr>
-                <w:rFonts w:ascii="Trebuchet MS"/>
-                <w:spacing w:val="-5"/>
-                <w:sz w:val="24"/>
-              </w:rPr>
-              <w:t>4.</w:t>
-            </w:r>
-          </w:p>
-        </w:tc>
-        <w:tc>
-          <w:tcPr>
-            <w:tcW w:w="2536" w:type="dxa"/>
-          </w:tcPr>
-          <w:p>
-            <w:pPr>
-              <w:pStyle w:val="TableParagraph"/>
-              <w:spacing w:before="210"/>
-              <w:ind w:left="65"/>
-              <w:rPr>
-                <w:rFonts w:ascii="Trebuchet MS"/>
-                <w:sz w:val="24"/>
-              </w:rPr>
-            </w:pPr>
-            <w:r>
-              <w:rPr>
-                <w:rFonts w:ascii="Trebuchet MS"/>
-                <w:spacing w:val="-10"/>
-                <w:sz w:val="24"/>
-              </w:rPr>
-              <w:t>&lt;&lt;ekskul</w:t>
-            </w:r>
-            <w:r>
-              <w:rPr>
-                <w:rFonts w:ascii="Trebuchet MS"/>
-                <w:spacing w:val="-10"/>
-                <w:sz w:val="24"/>
-              </w:rPr>
-              <w:t>4</w:t>
-            </w:r>
-            <w:r>
-              <w:rPr>
-                <w:rFonts w:ascii="Trebuchet MS"/>
-                <w:spacing w:val="-10"/>
-                <w:sz w:val="24"/>
-              </w:rPr>
-              <w:t>&gt;&gt;</w:t>
-            </w:r>
-          </w:p>
-        </w:tc>
-        <w:tc>
-          <w:tcPr>
-            <w:tcW w:w="7752" w:type="dxa"/>
-          </w:tcPr>
-          <w:p>
-            <w:pPr>
-              <w:pStyle w:val="TableParagraph"/>
-              <w:spacing w:before="229"/>
-              <w:ind w:left="133"/>
-              <w:rPr>
-                <w:rFonts w:ascii="Trebuchet MS"/>
-              </w:rPr>
-            </w:pPr>
-            <w:r>
-              <w:rPr>
-                <w:rFonts w:ascii="Trebuchet MS"/>
-              </w:rPr>
-              <w:t>&lt;&lt;</w:t>
-            </w:r>
-            <w:r>
-              <w:rPr>
-                <w:rFonts w:ascii="Trebuchet MS"/>
-              </w:rPr>
-              <w:t>d</w:t>
-            </w:r>
-            <w:r>
-              <w:rPr>
-                <w:rFonts w:ascii="Trebuchet MS"/>
-              </w:rPr>
-              <w:t>ekskul</w:t>
-            </w:r>
-            <w:r>
-              <w:rPr>
-                <w:rFonts w:ascii="Trebuchet MS"/>
-              </w:rPr>
-              <w:t>4</w:t>
-            </w:r>
-            <w:r>
-              <w:rPr>
-                <w:rFonts w:ascii="Trebuchet MS"/>
-              </w:rPr>
-              <w:t>&gt;&gt;</w:t>
+              <w:spacing w:before="16"/>
+              <w:rPr>
+                <w:rFonts w:ascii="Trebuchet MS"/>
+              </w:rPr>
+            </w:pPr>
+          </w:p>
+          <w:p>
+            <w:pPr>
+              <w:pStyle w:val="TableParagraph"/>
+              <w:spacing w:line="238" w:lineRule="auto"/>
+              <w:ind w:left="130" w:right="215"/>
+              <w:rPr>
+                <w:rFonts w:ascii="Trebuchet MS"/>
+              </w:rPr>
+            </w:pPr>
+            <w:r>
+              <w:rPr>
+                <w:rFonts w:ascii="Trebuchet MS"/>
+              </w:rPr>
+              <w:t>&lt;&lt;dekskul3&gt;&gt;</w:t>
             </w:r>
           </w:p>
         </w:tc>
@@ -4829,7 +4613,7 @@
 </file>
 
 <file path=word/endnotes.xml><?xml version="1.0" encoding="utf-8"?>
-<w:endnotes xmlns:wpc="http://schemas.microsoft.com/office/word/2010/wordprocessingCanvas" xmlns:cx="http://schemas.microsoft.com/office/drawing/2014/chartex" xmlns:cx1="http://schemas.microsoft.com/office/drawing/2015/9/8/chartex" xmlns:cx2="http://schemas.microsoft.com/office/drawing/2015/10/21/chartex" xmlns:cx3="http://schemas.microsoft.com/office/drawing/2016/5/9/chartex" xmlns:cx4="http://schemas.microsoft.com/office/drawing/2016/5/10/chartex" xmlns:cx5="http://schemas.microsoft.com/office/drawing/2016/5/11/chartex" xmlns:cx6="http://schemas.microsoft.com/office/drawing/2016/5/12/chartex" xmlns:cx7="http://schemas.microsoft.com/office/drawing/2016/5/13/chartex" xmlns:cx8="http://schemas.microsoft.com/office/drawing/2016/5/14/chartex" xmlns:mc="http://schemas.openxmlformats.org/markup-compatibility/2006" xmlns:aink="http://schemas.microsoft.com/office/drawing/2016/ink" xmlns:am3d="http://schemas.microsoft.com/office/drawing/2017/model3d" xmlns:o="urn:schemas-microsoft-com:office:office" xmlns:oel="http://schemas.microsoft.com/office/2019/extlst" xmlns:r="http://schemas.openxmlformats.org/officeDocument/2006/relationships" xmlns:m="http://schemas.openxmlformats.org/officeDocument/2006/math" xmlns:v="urn:schemas-microsoft-com:vml" xmlns:wp14="http://schemas.microsoft.com/office/word/2010/wordprocessingDrawing" xmlns:wp="http://schemas.openxmlformats.org/drawingml/2006/wordprocessingDrawing" xmlns:w10="urn:schemas-microsoft-com:office:word" xmlns:w="http://schemas.openxmlformats.org/wordprocessingml/2006/main" xmlns:w14="http://schemas.microsoft.com/office/word/2010/wordml" xmlns:w15="http://schemas.microsoft.com/office/word/2012/wordml" xmlns:w16cex="http://schemas.microsoft.com/office/word/2018/wordml/cex" xmlns:w16cid="http://schemas.microsoft.com/office/word/2016/wordml/cid" xmlns:w16="http://schemas.microsoft.com/office/word/2018/wordml" xmlns:w16du="http://schemas.microsoft.com/office/word/2023/wordml/word16du" xmlns:w16sdtdh="http://schemas.microsoft.com/office/word/2020/wordml/sdtdatahash" xmlns:w16sdtfl="http://schemas.microsoft.com/office/word/2024/wordml/sdtformatlock" xmlns:w16se="http://schemas.microsoft.com/office/word/2015/wordml/symex" xmlns:wpg="http://schemas.microsoft.com/office/word/2010/wordprocessingGroup" xmlns:wpi="http://schemas.microsoft.com/office/word/2010/wordprocessingInk" xmlns:wne="http://schemas.microsoft.com/office/word/2006/wordml" xmlns:wps="http://schemas.microsoft.com/office/word/2010/wordprocessingShape" mc:Ignorable="w14 w15 w16se w16cid w16 w16cex w16sdtdh w16sdtfl w16du wp14">
+<w:endnotes xmlns:wpc="http://schemas.microsoft.com/office/word/2010/wordprocessingCanvas" xmlns:cx="http://schemas.microsoft.com/office/drawing/2014/chartex" xmlns:cx1="http://schemas.microsoft.com/office/drawing/2015/9/8/chartex" xmlns:cx2="http://schemas.microsoft.com/office/drawing/2015/10/21/chartex" xmlns:cx3="http://schemas.microsoft.com/office/drawing/2016/5/9/chartex" xmlns:cx4="http://schemas.microsoft.com/office/drawing/2016/5/10/chartex" xmlns:cx5="http://schemas.microsoft.com/office/drawing/2016/5/11/chartex" xmlns:cx6="http://schemas.microsoft.com/office/drawing/2016/5/12/chartex" xmlns:cx7="http://schemas.microsoft.com/office/drawing/2016/5/13/chartex" xmlns:cx8="http://schemas.microsoft.com/office/drawing/2016/5/14/chartex" xmlns:mc="http://schemas.openxmlformats.org/markup-compatibility/2006" xmlns:aink="http://schemas.microsoft.com/office/drawing/2016/ink" xmlns:am3d="http://schemas.microsoft.com/office/drawing/2017/model3d" xmlns:o="urn:schemas-microsoft-com:office:office" xmlns:oel="http://schemas.microsoft.com/office/2019/extlst" xmlns:r="http://schemas.openxmlformats.org/officeDocument/2006/relationships" xmlns:m="http://schemas.openxmlformats.org/officeDocument/2006/math" xmlns:v="urn:schemas-microsoft-com:vml" xmlns:wp14="http://schemas.microsoft.com/office/word/2010/wordprocessingDrawing" xmlns:wp="http://schemas.openxmlformats.org/drawingml/2006/wordprocessingDrawing" xmlns:w10="urn:schemas-microsoft-com:office:word" xmlns:w="http://schemas.openxmlformats.org/wordprocessingml/2006/main" xmlns:w14="http://schemas.microsoft.com/office/word/2010/wordml" xmlns:w15="http://schemas.microsoft.com/office/word/2012/wordml" xmlns:w16cei="http://schemas.microsoft.com/office/word/2026/wordml/cei" xmlns:w16cex="http://schemas.microsoft.com/office/word/2018/wordml/cex" xmlns:w16cid="http://schemas.microsoft.com/office/word/2016/wordml/cid" xmlns:w16="http://schemas.microsoft.com/office/word/2018/wordml" xmlns:w16du="http://schemas.microsoft.com/office/word/2023/wordml/word16du" xmlns:w16sdtdh="http://schemas.microsoft.com/office/word/2020/wordml/sdtdatahash" xmlns:w16sdtfl="http://schemas.microsoft.com/office/word/2024/wordml/sdtformatlock" xmlns:w16se="http://schemas.microsoft.com/office/word/2015/wordml/symex" xmlns:wpg="http://schemas.microsoft.com/office/word/2010/wordprocessingGroup" xmlns:wpi="http://schemas.microsoft.com/office/word/2010/wordprocessingInk" xmlns:wne="http://schemas.microsoft.com/office/word/2006/wordml" xmlns:wps="http://schemas.microsoft.com/office/word/2010/wordprocessingShape" mc:Ignorable="w14 w15 w16se w16cid w16 w16cex w16sdtdh w16sdtfl w16du wp14">
   <w:endnote w:type="separator" w:id="-1">
     <w:p>
       <w:r>
@@ -4848,7 +4632,7 @@
 </file>
 
 <file path=word/footer1.xml><?xml version="1.0" encoding="utf-8"?>
-<w:ftr xmlns:wpc="http://schemas.microsoft.com/office/word/2010/wordprocessingCanvas" xmlns:cx="http://schemas.microsoft.com/office/drawing/2014/chartex" xmlns:cx1="http://schemas.microsoft.com/office/drawing/2015/9/8/chartex" xmlns:cx2="http://schemas.microsoft.com/office/drawing/2015/10/21/chartex" xmlns:cx3="http://schemas.microsoft.com/office/drawing/2016/5/9/chartex" xmlns:cx4="http://schemas.microsoft.com/office/drawing/2016/5/10/chartex" xmlns:cx5="http://schemas.microsoft.com/office/drawing/2016/5/11/chartex" xmlns:cx6="http://schemas.microsoft.com/office/drawing/2016/5/12/chartex" xmlns:cx7="http://schemas.microsoft.com/office/drawing/2016/5/13/chartex" xmlns:cx8="http://schemas.microsoft.com/office/drawing/2016/5/14/chartex" xmlns:mc="http://schemas.openxmlformats.org/markup-compatibility/2006" xmlns:aink="http://schemas.microsoft.com/office/drawing/2016/ink" xmlns:am3d="http://schemas.microsoft.com/office/drawing/2017/model3d" xmlns:o="urn:schemas-microsoft-com:office:office" xmlns:oel="http://schemas.microsoft.com/office/2019/extlst" xmlns:r="http://schemas.openxmlformats.org/officeDocument/2006/relationships" xmlns:m="http://schemas.openxmlformats.org/officeDocument/2006/math" xmlns:v="urn:schemas-microsoft-com:vml" xmlns:wp14="http://schemas.microsoft.com/office/word/2010/wordprocessingDrawing" xmlns:wp="http://schemas.openxmlformats.org/drawingml/2006/wordprocessingDrawing" xmlns:w10="urn:schemas-microsoft-com:office:word" xmlns:w="http://schemas.openxmlformats.org/wordprocessingml/2006/main" xmlns:w14="http://schemas.microsoft.com/office/word/2010/wordml" xmlns:w15="http://schemas.microsoft.com/office/word/2012/wordml" xmlns:w16cex="http://schemas.microsoft.com/office/word/2018/wordml/cex" xmlns:w16cid="http://schemas.microsoft.com/office/word/2016/wordml/cid" xmlns:w16="http://schemas.microsoft.com/office/word/2018/wordml" xmlns:w16du="http://schemas.microsoft.com/office/word/2023/wordml/word16du" xmlns:w16sdtdh="http://schemas.microsoft.com/office/word/2020/wordml/sdtdatahash" xmlns:w16sdtfl="http://schemas.microsoft.com/office/word/2024/wordml/sdtformatlock" xmlns:w16se="http://schemas.microsoft.com/office/word/2015/wordml/symex" xmlns:wpg="http://schemas.microsoft.com/office/word/2010/wordprocessingGroup" xmlns:wpi="http://schemas.microsoft.com/office/word/2010/wordprocessingInk" xmlns:wne="http://schemas.microsoft.com/office/word/2006/wordml" xmlns:wps="http://schemas.microsoft.com/office/word/2010/wordprocessingShape" mc:Ignorable="w14 w15 w16se w16cid w16 w16cex w16sdtdh w16sdtfl w16du wp14">
+<w:ftr xmlns:wpc="http://schemas.microsoft.com/office/word/2010/wordprocessingCanvas" xmlns:cx="http://schemas.microsoft.com/office/drawing/2014/chartex" xmlns:cx1="http://schemas.microsoft.com/office/drawing/2015/9/8/chartex" xmlns:cx2="http://schemas.microsoft.com/office/drawing/2015/10/21/chartex" xmlns:cx3="http://schemas.microsoft.com/office/drawing/2016/5/9/chartex" xmlns:cx4="http://schemas.microsoft.com/office/drawing/2016/5/10/chartex" xmlns:cx5="http://schemas.microsoft.com/office/drawing/2016/5/11/chartex" xmlns:cx6="http://schemas.microsoft.com/office/drawing/2016/5/12/chartex" xmlns:cx7="http://schemas.microsoft.com/office/drawing/2016/5/13/chartex" xmlns:cx8="http://schemas.microsoft.com/office/drawing/2016/5/14/chartex" xmlns:mc="http://schemas.openxmlformats.org/markup-compatibility/2006" xmlns:aink="http://schemas.microsoft.com/office/drawing/2016/ink" xmlns:am3d="http://schemas.microsoft.com/office/drawing/2017/model3d" xmlns:o="urn:schemas-microsoft-com:office:office" xmlns:oel="http://schemas.microsoft.com/office/2019/extlst" xmlns:r="http://schemas.openxmlformats.org/officeDocument/2006/relationships" xmlns:m="http://schemas.openxmlformats.org/officeDocument/2006/math" xmlns:v="urn:schemas-microsoft-com:vml" xmlns:wp14="http://schemas.microsoft.com/office/word/2010/wordprocessingDrawing" xmlns:wp="http://schemas.openxmlformats.org/drawingml/2006/wordprocessingDrawing" xmlns:w10="urn:schemas-microsoft-com:office:word" xmlns:w="http://schemas.openxmlformats.org/wordprocessingml/2006/main" xmlns:w14="http://schemas.microsoft.com/office/word/2010/wordml" xmlns:w15="http://schemas.microsoft.com/office/word/2012/wordml" xmlns:w16cei="http://schemas.microsoft.com/office/word/2026/wordml/cei" xmlns:w16cex="http://schemas.microsoft.com/office/word/2018/wordml/cex" xmlns:w16cid="http://schemas.microsoft.com/office/word/2016/wordml/cid" xmlns:w16="http://schemas.microsoft.com/office/word/2018/wordml" xmlns:w16du="http://schemas.microsoft.com/office/word/2023/wordml/word16du" xmlns:w16sdtdh="http://schemas.microsoft.com/office/word/2020/wordml/sdtdatahash" xmlns:w16sdtfl="http://schemas.microsoft.com/office/word/2024/wordml/sdtformatlock" xmlns:w16se="http://schemas.microsoft.com/office/word/2015/wordml/symex" xmlns:wpg="http://schemas.microsoft.com/office/word/2010/wordprocessingGroup" xmlns:wpi="http://schemas.microsoft.com/office/word/2010/wordprocessingInk" xmlns:wne="http://schemas.microsoft.com/office/word/2006/wordml" xmlns:wps="http://schemas.microsoft.com/office/word/2010/wordprocessingShape" mc:Ignorable="w14 w15 w16se w16cid w16 w16cex w16sdtdh w16sdtfl w16du wp14">
   <w:p>
     <w:pPr>
       <w:pStyle w:val="BodyText"/>
@@ -5070,7 +4854,7 @@
 </file>
 
 <file path=word/footnotes.xml><?xml version="1.0" encoding="utf-8"?>
-<w:footnotes xmlns:wpc="http://schemas.microsoft.com/office/word/2010/wordprocessingCanvas" xmlns:cx="http://schemas.microsoft.com/office/drawing/2014/chartex" xmlns:cx1="http://schemas.microsoft.com/office/drawing/2015/9/8/chartex" xmlns:cx2="http://schemas.microsoft.com/office/drawing/2015/10/21/chartex" xmlns:cx3="http://schemas.microsoft.com/office/drawing/2016/5/9/chartex" xmlns:cx4="http://schemas.microsoft.com/office/drawing/2016/5/10/chartex" xmlns:cx5="http://schemas.microsoft.com/office/drawing/2016/5/11/chartex" xmlns:cx6="http://schemas.microsoft.com/office/drawing/2016/5/12/chartex" xmlns:cx7="http://schemas.microsoft.com/office/drawing/2016/5/13/chartex" xmlns:cx8="http://schemas.microsoft.com/office/drawing/2016/5/14/chartex" xmlns:mc="http://schemas.openxmlformats.org/markup-compatibility/2006" xmlns:aink="http://schemas.microsoft.com/office/drawing/2016/ink" xmlns:am3d="http://schemas.microsoft.com/office/drawing/2017/model3d" xmlns:o="urn:schemas-microsoft-com:office:office" xmlns:oel="http://schemas.microsoft.com/office/2019/extlst" xmlns:r="http://schemas.openxmlformats.org/officeDocument/2006/relationships" xmlns:m="http://schemas.openxmlformats.org/officeDocument/2006/math" xmlns:v="urn:schemas-microsoft-com:vml" xmlns:wp14="http://schemas.microsoft.com/office/word/2010/wordprocessingDrawing" xmlns:wp="http://schemas.openxmlformats.org/drawingml/2006/wordprocessingDrawing" xmlns:w10="urn:schemas-microsoft-com:office:word" xmlns:w="http://schemas.openxmlformats.org/wordprocessingml/2006/main" xmlns:w14="http://schemas.microsoft.com/office/word/2010/wordml" xmlns:w15="http://schemas.microsoft.com/office/word/2012/wordml" xmlns:w16cex="http://schemas.microsoft.com/office/word/2018/wordml/cex" xmlns:w16cid="http://schemas.microsoft.com/office/word/2016/wordml/cid" xmlns:w16="http://schemas.microsoft.com/office/word/2018/wordml" xmlns:w16du="http://schemas.microsoft.com/office/word/2023/wordml/word16du" xmlns:w16sdtdh="http://schemas.microsoft.com/office/word/2020/wordml/sdtdatahash" xmlns:w16sdtfl="http://schemas.microsoft.com/office/word/2024/wordml/sdtformatlock" xmlns:w16se="http://schemas.microsoft.com/office/word/2015/wordml/symex" xmlns:wpg="http://schemas.microsoft.com/office/word/2010/wordprocessingGroup" xmlns:wpi="http://schemas.microsoft.com/office/word/2010/wordprocessingInk" xmlns:wne="http://schemas.microsoft.com/office/word/2006/wordml" xmlns:wps="http://schemas.microsoft.com/office/word/2010/wordprocessingShape" mc:Ignorable="w14 w15 w16se w16cid w16 w16cex w16sdtdh w16sdtfl w16du wp14">
+<w:footnotes xmlns:wpc="http://schemas.microsoft.com/office/word/2010/wordprocessingCanvas" xmlns:cx="http://schemas.microsoft.com/office/drawing/2014/chartex" xmlns:cx1="http://schemas.microsoft.com/office/drawing/2015/9/8/chartex" xmlns:cx2="http://schemas.microsoft.com/office/drawing/2015/10/21/chartex" xmlns:cx3="http://schemas.microsoft.com/office/drawing/2016/5/9/chartex" xmlns:cx4="http://schemas.microsoft.com/office/drawing/2016/5/10/chartex" xmlns:cx5="http://schemas.microsoft.com/office/drawing/2016/5/11/chartex" xmlns:cx6="http://schemas.microsoft.com/office/drawing/2016/5/12/chartex" xmlns:cx7="http://schemas.microsoft.com/office/drawing/2016/5/13/chartex" xmlns:cx8="http://schemas.microsoft.com/office/drawing/2016/5/14/chartex" xmlns:mc="http://schemas.openxmlformats.org/markup-compatibility/2006" xmlns:aink="http://schemas.microsoft.com/office/drawing/2016/ink" xmlns:am3d="http://schemas.microsoft.com/office/drawing/2017/model3d" xmlns:o="urn:schemas-microsoft-com:office:office" xmlns:oel="http://schemas.microsoft.com/office/2019/extlst" xmlns:r="http://schemas.openxmlformats.org/officeDocument/2006/relationships" xmlns:m="http://schemas.openxmlformats.org/officeDocument/2006/math" xmlns:v="urn:schemas-microsoft-com:vml" xmlns:wp14="http://schemas.microsoft.com/office/word/2010/wordprocessingDrawing" xmlns:wp="http://schemas.openxmlformats.org/drawingml/2006/wordprocessingDrawing" xmlns:w10="urn:schemas-microsoft-com:office:word" xmlns:w="http://schemas.openxmlformats.org/wordprocessingml/2006/main" xmlns:w14="http://schemas.microsoft.com/office/word/2010/wordml" xmlns:w15="http://schemas.microsoft.com/office/word/2012/wordml" xmlns:w16cei="http://schemas.microsoft.com/office/word/2026/wordml/cei" xmlns:w16cex="http://schemas.microsoft.com/office/word/2018/wordml/cex" xmlns:w16cid="http://schemas.microsoft.com/office/word/2016/wordml/cid" xmlns:w16="http://schemas.microsoft.com/office/word/2018/wordml" xmlns:w16du="http://schemas.microsoft.com/office/word/2023/wordml/word16du" xmlns:w16sdtdh="http://schemas.microsoft.com/office/word/2020/wordml/sdtdatahash" xmlns:w16sdtfl="http://schemas.microsoft.com/office/word/2024/wordml/sdtformatlock" xmlns:w16se="http://schemas.microsoft.com/office/word/2015/wordml/symex" xmlns:wpg="http://schemas.microsoft.com/office/word/2010/wordprocessingGroup" xmlns:wpi="http://schemas.microsoft.com/office/word/2010/wordprocessingInk" xmlns:wne="http://schemas.microsoft.com/office/word/2006/wordml" xmlns:wps="http://schemas.microsoft.com/office/word/2010/wordprocessingShape" mc:Ignorable="w14 w15 w16se w16cid w16 w16cex w16sdtdh w16sdtfl w16du wp14">
   <w:footnote w:type="separator" w:id="-1">
     <w:p>
       <w:r>
@@ -5089,7 +4873,7 @@
 </file>
 
 <file path=word/header1.xml><?xml version="1.0" encoding="utf-8"?>
-<w:hdr xmlns:wpc="http://schemas.microsoft.com/office/word/2010/wordprocessingCanvas" xmlns:cx="http://schemas.microsoft.com/office/drawing/2014/chartex" xmlns:cx1="http://schemas.microsoft.com/office/drawing/2015/9/8/chartex" xmlns:cx2="http://schemas.microsoft.com/office/drawing/2015/10/21/chartex" xmlns:cx3="http://schemas.microsoft.com/office/drawing/2016/5/9/chartex" xmlns:cx4="http://schemas.microsoft.com/office/drawing/2016/5/10/chartex" xmlns:cx5="http://schemas.microsoft.com/office/drawing/2016/5/11/chartex" xmlns:cx6="http://schemas.microsoft.com/office/drawing/2016/5/12/chartex" xmlns:cx7="http://schemas.microsoft.com/office/drawing/2016/5/13/chartex" xmlns:cx8="http://schemas.microsoft.com/office/drawing/2016/5/14/chartex" xmlns:mc="http://schemas.openxmlformats.org/markup-compatibility/2006" xmlns:aink="http://schemas.microsoft.com/office/drawing/2016/ink" xmlns:am3d="http://schemas.microsoft.com/office/drawing/2017/model3d" xmlns:o="urn:schemas-microsoft-com:office:office" xmlns:oel="http://schemas.microsoft.com/office/2019/extlst" xmlns:r="http://schemas.openxmlformats.org/officeDocument/2006/relationships" xmlns:m="http://schemas.openxmlformats.org/officeDocument/2006/math" xmlns:v="urn:schemas-microsoft-com:vml" xmlns:wp14="http://schemas.microsoft.com/office/word/2010/wordprocessingDrawing" xmlns:wp="http://schemas.openxmlformats.org/drawingml/2006/wordprocessingDrawing" xmlns:w10="urn:schemas-microsoft-com:office:word" xmlns:w="http://schemas.openxmlformats.org/wordprocessingml/2006/main" xmlns:w14="http://schemas.microsoft.com/office/word/2010/wordml" xmlns:w15="http://schemas.microsoft.com/office/word/2012/wordml" xmlns:w16cex="http://schemas.microsoft.com/office/word/2018/wordml/cex" xmlns:w16cid="http://schemas.microsoft.com/office/word/2016/wordml/cid" xmlns:w16="http://schemas.microsoft.com/office/word/2018/wordml" xmlns:w16du="http://schemas.microsoft.com/office/word/2023/wordml/word16du" xmlns:w16sdtdh="http://schemas.microsoft.com/office/word/2020/wordml/sdtdatahash" xmlns:w16sdtfl="http://schemas.microsoft.com/office/word/2024/wordml/sdtformatlock" xmlns:w16se="http://schemas.microsoft.com/office/word/2015/wordml/symex" xmlns:wpg="http://schemas.microsoft.com/office/word/2010/wordprocessingGroup" xmlns:wpi="http://schemas.microsoft.com/office/word/2010/wordprocessingInk" xmlns:wne="http://schemas.microsoft.com/office/word/2006/wordml" xmlns:wps="http://schemas.microsoft.com/office/word/2010/wordprocessingShape" mc:Ignorable="w14 w15 w16se w16cid w16 w16cex w16sdtdh w16sdtfl w16du wp14">
+<w:hdr xmlns:wpc="http://schemas.microsoft.com/office/word/2010/wordprocessingCanvas" xmlns:cx="http://schemas.microsoft.com/office/drawing/2014/chartex" xmlns:cx1="http://schemas.microsoft.com/office/drawing/2015/9/8/chartex" xmlns:cx2="http://schemas.microsoft.com/office/drawing/2015/10/21/chartex" xmlns:cx3="http://schemas.microsoft.com/office/drawing/2016/5/9/chartex" xmlns:cx4="http://schemas.microsoft.com/office/drawing/2016/5/10/chartex" xmlns:cx5="http://schemas.microsoft.com/office/drawing/2016/5/11/chartex" xmlns:cx6="http://schemas.microsoft.com/office/drawing/2016/5/12/chartex" xmlns:cx7="http://schemas.microsoft.com/office/drawing/2016/5/13/chartex" xmlns:cx8="http://schemas.microsoft.com/office/drawing/2016/5/14/chartex" xmlns:mc="http://schemas.openxmlformats.org/markup-compatibility/2006" xmlns:aink="http://schemas.microsoft.com/office/drawing/2016/ink" xmlns:am3d="http://schemas.microsoft.com/office/drawing/2017/model3d" xmlns:o="urn:schemas-microsoft-com:office:office" xmlns:oel="http://schemas.microsoft.com/office/2019/extlst" xmlns:r="http://schemas.openxmlformats.org/officeDocument/2006/relationships" xmlns:m="http://schemas.openxmlformats.org/officeDocument/2006/math" xmlns:v="urn:schemas-microsoft-com:vml" xmlns:wp14="http://schemas.microsoft.com/office/word/2010/wordprocessingDrawing" xmlns:wp="http://schemas.openxmlformats.org/drawingml/2006/wordprocessingDrawing" xmlns:w10="urn:schemas-microsoft-com:office:word" xmlns:w="http://schemas.openxmlformats.org/wordprocessingml/2006/main" xmlns:w14="http://schemas.microsoft.com/office/word/2010/wordml" xmlns:w15="http://schemas.microsoft.com/office/word/2012/wordml" xmlns:w16cei="http://schemas.microsoft.com/office/word/2026/wordml/cei" xmlns:w16cex="http://schemas.microsoft.com/office/word/2018/wordml/cex" xmlns:w16cid="http://schemas.microsoft.com/office/word/2016/wordml/cid" xmlns:w16="http://schemas.microsoft.com/office/word/2018/wordml" xmlns:w16du="http://schemas.microsoft.com/office/word/2023/wordml/word16du" xmlns:w16sdtdh="http://schemas.microsoft.com/office/word/2020/wordml/sdtdatahash" xmlns:w16sdtfl="http://schemas.microsoft.com/office/word/2024/wordml/sdtformatlock" xmlns:w16se="http://schemas.microsoft.com/office/word/2015/wordml/symex" xmlns:wpg="http://schemas.microsoft.com/office/word/2010/wordprocessingGroup" xmlns:wpi="http://schemas.microsoft.com/office/word/2010/wordprocessingInk" xmlns:wne="http://schemas.microsoft.com/office/word/2006/wordml" xmlns:wps="http://schemas.microsoft.com/office/word/2010/wordprocessingShape" mc:Ignorable="w14 w15 w16se w16cid w16 w16cex w16sdtdh w16sdtfl w16du wp14">
   <w:p>
     <w:pPr>
       <w:pStyle w:val="BodyText"/>
@@ -5293,7 +5077,7 @@
         </mc:Choice>
         <mc:Fallback>
           <w:pict>
-            <v:shape w14:anchorId="73BC7ACB" id="Graphic 3" o:spid="_x0000_s1026" style="position:absolute;margin-left:27pt;margin-top:106.2pt;width:548pt;height:1.2pt;z-index:-15987712;visibility:visible;mso-wrap-style:square;mso-wrap-distance-left:0;mso-wrap-distance-top:0;mso-wrap-distance-right:0;mso-wrap-distance-bottom:0;mso-position-horizontal:absolute;mso-position-horizontal-relative:page;mso-position-vertical:absolute;mso-position-vertical-relative:page;v-text-anchor:top" coordsize="6959600,15240" o:gfxdata="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" path="m6959600,10147l,10147r,5093l6959600,15240r,-5093xem6959600,l,,,5080r6959600,l6959600,xe" fillcolor="black" stroked="f">
+            <v:shape w14:anchorId="0B0C2EDC" id="Graphic 3" o:spid="_x0000_s1026" style="position:absolute;margin-left:27pt;margin-top:106.2pt;width:548pt;height:1.2pt;z-index:-15987712;visibility:visible;mso-wrap-style:square;mso-wrap-distance-left:0;mso-wrap-distance-top:0;mso-wrap-distance-right:0;mso-wrap-distance-bottom:0;mso-position-horizontal:absolute;mso-position-horizontal-relative:page;mso-position-vertical:absolute;mso-position-vertical-relative:page;v-text-anchor:top" coordsize="6959600,15240" o:gfxdata="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" path="m6959600,10147l,10147r,5093l6959600,15240r,-5093xem6959600,l,,,5080r6959600,l6959600,xe" fillcolor="black" stroked="f">
               <v:path arrowok="t"/>
               <w10:wrap anchorx="page" anchory="page"/>
             </v:shape>
@@ -6663,6 +6447,7 @@
   <w:style w:type="paragraph" w:default="1" w:styleId="Normal">
     <w:name w:val="Normal"/>
     <w:qFormat/>
+    <w:rsid w:val="00586BB3"/>
     <w:rPr>
       <w:rFonts w:ascii="Arial MT" w:eastAsia="Arial MT" w:hAnsi="Arial MT" w:cs="Arial MT"/>
       <w:lang w:val="ms"/>
@@ -7068,4 +6853,16 @@
   <a:objectDefaults/>
   <a:extraClrSchemeLst/>
 </a:theme>
+</file>
+
+<file path=customXml/item1.xml><?xml version="1.0" encoding="utf-8"?>
+<b:Sources xmlns:b="http://schemas.openxmlformats.org/officeDocument/2006/bibliography" xmlns="http://schemas.openxmlformats.org/officeDocument/2006/bibliography" SelectedStyle="\APASixthEditionOfficeOnline.xsl" StyleName="APA" Version="6"/>
+</file>
+
+<file path=customXml/itemProps1.xml><?xml version="1.0" encoding="utf-8"?>
+<ds:datastoreItem xmlns:ds="http://schemas.openxmlformats.org/officeDocument/2006/customXml" ds:itemID="{F9F40A50-6500-4BB5-B650-8F8C890DB586}">
+  <ds:schemaRefs>
+    <ds:schemaRef ds:uri="http://schemas.openxmlformats.org/officeDocument/2006/bibliography"/>
+  </ds:schemaRefs>
+</ds:datastoreItem>
 </file>